--- a/week-04/IOWA_LIQUOR_SALES_DB_CAPSTONE .docx
+++ b/week-04/IOWA_LIQUOR_SALES_DB_CAPSTONE .docx
@@ -14,10 +14,7 @@
     </w:p>
     <w:p>
       <w:r>
-        <w:t> </w:t>
-      </w:r>
-      <w:r>
-        <w:t>SWAT analysis definition</w:t>
+        <w:t> SWAT analysis definition</w:t>
       </w:r>
       <w:r>
         <w:t xml:space="preserve"> - Could add more slides or ZAG if needed</w:t>
@@ -32,626 +29,728 @@
     </w:p>
     <w:p>
       <w:r>
+        <w:t>This is a basic template for your slide presentation:</w:t>
+      </w:r>
+    </w:p>
+    <w:p>
+      <w:r>
+        <w:t>5 min Presentation:</w:t>
+      </w:r>
+      <w:r>
+        <w:t xml:space="preserve"> 4-7 graphs</w:t>
+      </w:r>
+    </w:p>
+    <w:p>
+      <w:r>
+        <w:t>Title Slide</w:t>
+      </w:r>
+    </w:p>
+    <w:p>
+      <w:r>
+        <w:t xml:space="preserve">Hi, my name is Maritza from SSG </w:t>
+      </w:r>
+      <w:r>
+        <w:t>consulting,</w:t>
+      </w:r>
+      <w:r>
+        <w:t xml:space="preserve"> and I </w:t>
+      </w:r>
+      <w:r>
+        <w:t>was hired by BACARDI to create a SW</w:t>
+      </w:r>
+      <w:r>
+        <w:t>O</w:t>
+      </w:r>
+      <w:r>
+        <w:t xml:space="preserve">T analysis of </w:t>
+      </w:r>
+      <w:r>
+        <w:t>liquor</w:t>
+      </w:r>
+      <w:r>
+        <w:t xml:space="preserve"> sales within the state of Iowa. </w:t>
+      </w:r>
+    </w:p>
+    <w:p>
+      <w:r>
+        <w:t>Scenario</w:t>
+      </w:r>
+    </w:p>
+    <w:p>
+      <w:r>
+        <w:t>----</w:t>
+      </w:r>
+    </w:p>
+    <w:p>
+      <w:r>
+        <w:t>Summary Stats for DB</w:t>
+      </w:r>
+    </w:p>
+    <w:p>
+      <w:r>
+        <w:t>We analyzed 10 major liquor brands across Iowa.</w:t>
+      </w:r>
+    </w:p>
+    <w:p>
+      <w:r>
+        <w:t>The dataset includes 93,849 store</w:t>
+      </w:r>
+      <w:r>
         <w:rPr>
-          <w:b/>
-          <w:bCs/>
+          <w:rFonts w:ascii="Cambria Math" w:hAnsi="Cambria Math" w:cs="Cambria Math"/>
         </w:rPr>
-        <w:t>This is a basic template for your slide presentation:</w:t>
-      </w:r>
-    </w:p>
-    <w:p>
+        <w:t>‑</w:t>
+      </w:r>
+      <w:r>
+        <w:t>level transactions and 398 total vendors.</w:t>
+      </w:r>
+    </w:p>
+    <w:p>
+      <w:r>
+        <w:t>Bacardi</w:t>
+      </w:r>
       <w:r>
         <w:rPr>
-          <w:b/>
-          <w:bCs/>
+          <w:rFonts w:ascii="Cambria Math" w:hAnsi="Cambria Math" w:cs="Cambria Math"/>
         </w:rPr>
-        <w:t>5 min Presentation:</w:t>
-      </w:r>
-    </w:p>
-    <w:p>
-      <w:pPr>
-        <w:numPr>
-          <w:ilvl w:val="0"/>
-          <w:numId w:val="1"/>
-        </w:numPr>
-      </w:pPr>
+        <w:t>‑</w:t>
+      </w:r>
+      <w:r>
+        <w:t xml:space="preserve">specific analysis includes all 2014 transactions across stores and </w:t>
+      </w:r>
+      <w:r>
+        <w:t>counties</w:t>
+      </w:r>
+    </w:p>
+    <w:p>
+      <w:r>
+        <w:t xml:space="preserve">4. </w:t>
+      </w:r>
+      <w:r>
+        <w:t>Analysis</w:t>
+      </w:r>
+      <w:r>
+        <w:t xml:space="preserve"> 1 Strengths</w:t>
+      </w:r>
+    </w:p>
+    <w:p>
+      <w:r>
+        <w:t>1</w:t>
+      </w:r>
+      <w:proofErr w:type="gramStart"/>
+      <w:r>
+        <w:t xml:space="preserve">. </w:t>
+      </w:r>
+      <w:r>
+        <w:t xml:space="preserve"> </w:t>
+      </w:r>
+      <w:r>
+        <w:t>Strength</w:t>
+      </w:r>
+      <w:proofErr w:type="gramEnd"/>
+      <w:r>
+        <w:t xml:space="preserve"> of overall brand</w:t>
+      </w:r>
+      <w:r>
+        <w:t>: Store, region, category, description, Quarter of the y</w:t>
+      </w:r>
+      <w:r>
+        <w:t>ear</w:t>
+      </w:r>
+    </w:p>
+    <w:p>
+      <w:r>
+        <w:t>Q1</w:t>
+      </w:r>
+      <w:r>
+        <w:t xml:space="preserve"> PEAK QUARTER SALES (</w:t>
+      </w:r>
+      <w:proofErr w:type="spellStart"/>
+      <w:r>
+        <w:t>hig</w:t>
+      </w:r>
+      <w:proofErr w:type="spellEnd"/>
+      <w:r>
+        <w:t xml:space="preserve"> vol per) BAR</w:t>
+      </w:r>
+    </w:p>
+    <w:p>
+      <w:r>
+        <w:t>Q5 HERP PRODUCTS // MOST FREQ PURCH</w:t>
+      </w:r>
+    </w:p>
+    <w:p>
+      <w:r>
+        <w:t xml:space="preserve">5. </w:t>
+      </w:r>
+      <w:r>
+        <w:t>Analysis 2 Weaknesses</w:t>
+      </w:r>
+      <w:r>
+        <w:br/>
+        <w:t xml:space="preserve"> </w:t>
+      </w:r>
+      <w:r>
+        <w:tab/>
+      </w:r>
+      <w:r>
+        <w:t xml:space="preserve">1. </w:t>
+      </w:r>
+      <w:r>
+        <w:t>Weakness</w:t>
+      </w:r>
+      <w:r>
+        <w:t xml:space="preserve"> </w:t>
+      </w:r>
+      <w:r>
+        <w:t>of overall brand: Store, region, category, description, Quarter of th</w:t>
+      </w:r>
+      <w:r>
+        <w:t xml:space="preserve">e </w:t>
+      </w:r>
+      <w:r>
+        <w:t xml:space="preserve">year </w:t>
+      </w:r>
+      <w:r>
+        <w:t xml:space="preserve">(looking in detail to see where </w:t>
+      </w:r>
+      <w:r>
+        <w:t>the biggest impact is</w:t>
+      </w:r>
+      <w:r>
+        <w:t>)</w:t>
+      </w:r>
+    </w:p>
+    <w:p>
+      <w:r>
+        <w:t>Q5 LOWEST PERFORMING STORES</w:t>
+      </w:r>
+      <w:r>
+        <w:t xml:space="preserve"> (TOP TEN MIN REV)</w:t>
+      </w:r>
+    </w:p>
+    <w:p>
+      <w:r>
+        <w:t>Q12</w:t>
+      </w:r>
+      <w:r>
+        <w:t xml:space="preserve"> SALES VS POPULATION </w:t>
+      </w:r>
+      <w:r>
+        <w:t>bar (high pop low sales)</w:t>
+      </w:r>
+    </w:p>
+    <w:p/>
+    <w:p>
+      <w:r>
+        <w:lastRenderedPageBreak/>
+        <w:t xml:space="preserve">6. </w:t>
+      </w:r>
+      <w:proofErr w:type="gramStart"/>
+      <w:r>
+        <w:t xml:space="preserve"> </w:t>
+      </w:r>
+      <w:r>
+        <w:t>Analysis</w:t>
+      </w:r>
+      <w:proofErr w:type="gramEnd"/>
+      <w:r>
+        <w:t xml:space="preserve"> 3 Opportunities</w:t>
+      </w:r>
+    </w:p>
+    <w:p>
+      <w:r>
+        <w:t xml:space="preserve">At what time of the year </w:t>
+      </w:r>
+      <w:r>
+        <w:t>are the sales</w:t>
+      </w:r>
+      <w:r>
+        <w:t xml:space="preserve"> lowest, see the store with the lowest sales, maybe new store in a different area </w:t>
+      </w:r>
+      <w:r>
+        <w:t>in a</w:t>
+      </w:r>
+      <w:r>
+        <w:t xml:space="preserve"> specific region that is suffering?</w:t>
+      </w:r>
+    </w:p>
+    <w:p>
+      <w:r>
+        <w:t>Q15 COUNTRIED WITH</w:t>
+      </w:r>
+      <w:r>
+        <w:t xml:space="preserve"> POPULATION &gt; 10,000 but 0 sales</w:t>
+      </w:r>
+      <w:r>
+        <w:t xml:space="preserve"> map of regions</w:t>
+      </w:r>
+      <w:r>
+        <w:br/>
+      </w:r>
+      <w:r>
+        <w:br/>
+        <w:t xml:space="preserve">-- Q10 </w:t>
+      </w:r>
+      <w:proofErr w:type="spellStart"/>
+      <w:r>
+        <w:t xml:space="preserve">Mid </w:t>
+      </w:r>
+      <w:r>
+        <w:t>T</w:t>
+      </w:r>
+      <w:r>
+        <w:t>IER</w:t>
+      </w:r>
+      <w:proofErr w:type="spellEnd"/>
+      <w:r>
+        <w:t xml:space="preserve"> </w:t>
+      </w:r>
+      <w:r>
+        <w:t>PRICE</w:t>
+      </w:r>
+      <w:r>
+        <w:t xml:space="preserve"> BRACKE $10-$20 – Bar chart</w:t>
+      </w:r>
+    </w:p>
+    <w:p>
+      <w:r>
+        <w:t xml:space="preserve">7. </w:t>
+      </w:r>
+      <w:r>
+        <w:t>Analysis 4 Threats</w:t>
+      </w:r>
+    </w:p>
+    <w:p>
+      <w:r>
+        <w:t xml:space="preserve">Inconsistent vendor names? Product description is </w:t>
+      </w:r>
+      <w:r>
+        <w:t>inconsistent,</w:t>
+      </w:r>
+      <w:r>
+        <w:t xml:space="preserve"> which results in inaccurate groupings and sales totals. Brand competitors selling more per quarter (analyze and see if a holiday impact sales), store competitors maybe g=having similar products for a lower price, region competitors (due to population?), </w:t>
+      </w:r>
+    </w:p>
+    <w:p>
+      <w:r>
+        <w:t xml:space="preserve">Q7 COMPETITORS WITH HIGHER </w:t>
+      </w:r>
+      <w:proofErr w:type="gramStart"/>
+      <w:r>
+        <w:t>REVENUE</w:t>
+      </w:r>
+      <w:r>
+        <w:t xml:space="preserve"> </w:t>
+      </w:r>
+      <w:r>
+        <w:t>:</w:t>
+      </w:r>
+      <w:proofErr w:type="gramEnd"/>
+      <w:r>
+        <w:t xml:space="preserve">: </w:t>
+      </w:r>
+      <w:proofErr w:type="spellStart"/>
+      <w:proofErr w:type="gramStart"/>
+      <w:r>
+        <w:t>Diageo</w:t>
+      </w:r>
+      <w:r>
+        <w:t>,</w:t>
+      </w:r>
+      <w:r>
+        <w:t>Jim</w:t>
+      </w:r>
+      <w:proofErr w:type="spellEnd"/>
+      <w:proofErr w:type="gramEnd"/>
+      <w:r>
+        <w:t xml:space="preserve"> Beam</w:t>
+      </w:r>
+      <w:r>
+        <w:t xml:space="preserve">, </w:t>
+      </w:r>
+      <w:r>
+        <w:t>Pernod Ricard</w:t>
+      </w:r>
+      <w:r>
+        <w:t xml:space="preserve">, </w:t>
+      </w:r>
+      <w:r>
+        <w:t>Brown</w:t>
+      </w:r>
+      <w:r>
+        <w:rPr>
+          <w:rFonts w:ascii="Cambria Math" w:hAnsi="Cambria Math" w:cs="Cambria Math"/>
+        </w:rPr>
+        <w:t>‑</w:t>
+      </w:r>
+      <w:r>
+        <w:t>Forman</w:t>
+      </w:r>
+      <w:r>
+        <w:t xml:space="preserve">, </w:t>
+      </w:r>
+      <w:proofErr w:type="spellStart"/>
+      <w:r>
+        <w:t>Luxco</w:t>
+      </w:r>
+      <w:proofErr w:type="spellEnd"/>
+      <w:r>
+        <w:t xml:space="preserve">, </w:t>
+      </w:r>
+      <w:r>
+        <w:t>Constellation</w:t>
+      </w:r>
+      <w:r>
+        <w:br/>
+      </w:r>
+      <w:r>
+        <w:t>ANOTHER NOTE (</w:t>
+      </w:r>
+      <w:proofErr w:type="spellStart"/>
+      <w:r>
+        <w:t>W.o</w:t>
+      </w:r>
+      <w:proofErr w:type="spellEnd"/>
+      <w:r>
+        <w:t xml:space="preserve"> graph, dataset has inconsistent vendor names </w:t>
+      </w:r>
+      <w:r>
+        <w:t xml:space="preserve">like </w:t>
+      </w:r>
+      <w:r>
+        <w:t>Bacardi U.S.A. Inc</w:t>
+      </w:r>
+      <w:r>
+        <w:t xml:space="preserve">, </w:t>
+      </w:r>
+      <w:r>
+        <w:t>Bacardi-Martini</w:t>
+      </w:r>
+      <w:r>
+        <w:t xml:space="preserve">, </w:t>
+      </w:r>
+      <w:r>
+        <w:t>Bacardi Limited</w:t>
+      </w:r>
+      <w:r>
+        <w:t>.</w:t>
+      </w:r>
+    </w:p>
+    <w:p>
+      <w:r>
+        <w:t>8</w:t>
+      </w:r>
+      <w:proofErr w:type="gramStart"/>
+      <w:r>
+        <w:t xml:space="preserve">. </w:t>
+      </w:r>
+      <w:r>
+        <w:t xml:space="preserve"> </w:t>
+      </w:r>
+      <w:r>
+        <w:t>Summary</w:t>
+      </w:r>
+      <w:proofErr w:type="gramEnd"/>
+      <w:r>
+        <w:t xml:space="preserve"> / Recommendation</w:t>
+      </w:r>
+    </w:p>
+    <w:p>
+      <w:r>
+        <w:t xml:space="preserve">Create a recommendation on how to create more sales to up the strengths </w:t>
+      </w:r>
+      <w:r>
+        <w:br/>
+      </w:r>
+      <w:proofErr w:type="spellStart"/>
+      <w:r>
+        <w:t>Strengths</w:t>
+      </w:r>
+      <w:proofErr w:type="spellEnd"/>
+      <w:r>
+        <w:t xml:space="preserve"> show Bacardi performs well in Q4, hero products, and top stores.</w:t>
+      </w:r>
+    </w:p>
+    <w:p>
+      <w:r>
+        <w:t>Weaknesses highlight low performing stores and underpenetrated counties.</w:t>
+      </w:r>
+    </w:p>
+    <w:p>
+      <w:r>
+        <w:t xml:space="preserve">Opportunities exist in zero sales counties and </w:t>
+      </w:r>
+      <w:proofErr w:type="spellStart"/>
+      <w:proofErr w:type="gramStart"/>
+      <w:r>
+        <w:t>mid tier</w:t>
+      </w:r>
+      <w:proofErr w:type="spellEnd"/>
+      <w:proofErr w:type="gramEnd"/>
+      <w:r>
+        <w:t xml:space="preserve"> pricing.</w:t>
+      </w:r>
+    </w:p>
+    <w:p>
+      <w:r>
+        <w:t>Threats include strong competitors and data inconsistencies.</w:t>
+      </w:r>
+    </w:p>
+    <w:p>
+      <w:r>
+        <w:t>Final Recommendation:</w:t>
+      </w:r>
+    </w:p>
+    <w:p>
+      <w:r>
+        <w:t>Expand into high population counties with zero sales.</w:t>
+      </w:r>
+    </w:p>
+    <w:p>
+      <w:r>
+        <w:t>Strengthen partnerships with low performing stores.</w:t>
+      </w:r>
+    </w:p>
+    <w:p>
+      <w:r>
+        <w:t>Launch targeted promotions in low season quarters.</w:t>
+      </w:r>
+    </w:p>
+    <w:p>
+      <w:r>
+        <w:t>Standardize vendor naming and product descriptions for accurate reporting.</w:t>
+      </w:r>
+    </w:p>
+    <w:p/>
+    <w:p>
+      <w:r>
+        <w:t>10 min Presentation </w:t>
+      </w:r>
+      <w:r>
+        <w:t>(1 min buffer)</w:t>
+      </w:r>
+      <w:r>
+        <w:t xml:space="preserve"> 4-11 graphs</w:t>
+      </w:r>
+    </w:p>
+    <w:p>
       <w:r>
         <w:t>Title Slide</w:t>
       </w:r>
     </w:p>
     <w:p>
-      <w:pPr>
-        <w:numPr>
-          <w:ilvl w:val="1"/>
-          <w:numId w:val="1"/>
-        </w:numPr>
-      </w:pPr>
-      <w:r>
+      <w:r>
+        <w:lastRenderedPageBreak/>
         <w:t xml:space="preserve">Hi, my name is Maritza from SSG </w:t>
       </w:r>
       <w:r>
         <w:t>consulting,</w:t>
       </w:r>
       <w:r>
-        <w:t xml:space="preserve"> and I </w:t>
-      </w:r>
-      <w:r>
-        <w:t xml:space="preserve">was hired by BACARDI to create a </w:t>
-      </w:r>
-      <w:r>
-        <w:t xml:space="preserve">SWAT analysis </w:t>
-      </w:r>
-      <w:r>
-        <w:t xml:space="preserve">of </w:t>
+        <w:t xml:space="preserve"> and I was hired by BACARDI to create a SWAT analysis of </w:t>
       </w:r>
       <w:r>
         <w:t>liquor</w:t>
       </w:r>
       <w:r>
-        <w:t xml:space="preserve"> sales within the state of Iowa. </w:t>
-      </w:r>
-    </w:p>
-    <w:p>
-      <w:pPr>
-        <w:numPr>
-          <w:ilvl w:val="0"/>
-          <w:numId w:val="1"/>
-        </w:numPr>
-      </w:pPr>
+        <w:t xml:space="preserve"> sales within the state of Iowa</w:t>
+      </w:r>
+      <w:r>
+        <w:t xml:space="preserve">…. </w:t>
+      </w:r>
+    </w:p>
+    <w:p>
       <w:r>
         <w:t>Scenario</w:t>
       </w:r>
     </w:p>
     <w:p>
-      <w:pPr>
-        <w:numPr>
-          <w:ilvl w:val="1"/>
-          <w:numId w:val="1"/>
-        </w:numPr>
-      </w:pPr>
-    </w:p>
-    <w:p>
-      <w:pPr>
-        <w:numPr>
-          <w:ilvl w:val="0"/>
-          <w:numId w:val="1"/>
-        </w:numPr>
-      </w:pPr>
+      <w:r>
+        <w:t>---</w:t>
+      </w:r>
+    </w:p>
+    <w:p>
       <w:r>
         <w:t>Summary Stats for DB</w:t>
       </w:r>
     </w:p>
     <w:p>
-      <w:pPr>
-        <w:numPr>
-          <w:ilvl w:val="1"/>
-          <w:numId w:val="1"/>
-        </w:numPr>
-      </w:pPr>
-      <w:r>
-        <w:t>WE researched 10 different brands, throughout x amount of time across 93849 stores and counties</w:t>
-      </w:r>
-      <w:r>
-        <w:t xml:space="preserve"> and o</w:t>
-      </w:r>
-      <w:r>
-        <w:t xml:space="preserve">ver 398 transactions. </w:t>
-      </w:r>
-    </w:p>
-    <w:p>
-      <w:pPr>
-        <w:numPr>
-          <w:ilvl w:val="0"/>
-          <w:numId w:val="1"/>
-        </w:numPr>
-      </w:pPr>
-      <w:r>
-        <w:t>Analysis 1 Strengths</w:t>
-      </w:r>
-    </w:p>
-    <w:p>
-      <w:pPr>
-        <w:numPr>
-          <w:ilvl w:val="1"/>
-          <w:numId w:val="1"/>
-        </w:numPr>
-      </w:pPr>
+      <w:r>
+        <w:t>W</w:t>
+      </w:r>
+      <w:r>
+        <w:t>e</w:t>
+      </w:r>
+      <w:r>
+        <w:t xml:space="preserve"> researched 10 different brands, throughout x amount of time across 93849 stores and counties. Over 398 transactions. </w:t>
+      </w:r>
+    </w:p>
+    <w:p>
+      <w:r>
+        <w:t>Analysis 1 Strengths 1</w:t>
+      </w:r>
+    </w:p>
+    <w:p>
+      <w:r>
+        <w:t xml:space="preserve">Strength of overall brand: Store, region, category, </w:t>
+      </w:r>
+    </w:p>
+    <w:p>
+      <w:r>
+        <w:t>Analysis 1 Strengths 2</w:t>
+      </w:r>
+    </w:p>
+    <w:p>
       <w:r>
         <w:t>Strength</w:t>
       </w:r>
       <w:r>
-        <w:t xml:space="preserve"> of overall brand</w:t>
-      </w:r>
-      <w:r>
-        <w:t>: Store, region, category, description, Quarter of the year</w:t>
-      </w:r>
-    </w:p>
-    <w:p>
-      <w:pPr>
-        <w:numPr>
-          <w:ilvl w:val="0"/>
-          <w:numId w:val="1"/>
-        </w:numPr>
-      </w:pPr>
-      <w:r>
-        <w:t>Analysis 2 Weaknesses</w:t>
-      </w:r>
-    </w:p>
-    <w:p>
-      <w:pPr>
-        <w:numPr>
-          <w:ilvl w:val="1"/>
-          <w:numId w:val="1"/>
-        </w:numPr>
-      </w:pPr>
-      <w:r>
-        <w:t>Weakness</w:t>
+        <w:t xml:space="preserve"> in</w:t>
       </w:r>
       <w:r>
         <w:t xml:space="preserve"> </w:t>
       </w:r>
       <w:r>
-        <w:t>of overall brand: Store, region, category, description, Quarter of the year</w:t>
+        <w:t>description, Quarter of the year</w:t>
+      </w:r>
+    </w:p>
+    <w:p>
+      <w:r>
+        <w:t>Analysis 2 Weaknesses 1</w:t>
+      </w:r>
+    </w:p>
+    <w:p>
+      <w:r>
+        <w:t>Weakness in total sales and brands it’s in competition is</w:t>
+      </w:r>
+    </w:p>
+    <w:p>
+      <w:r>
+        <w:t>Analysis 2 Weaknesses 2</w:t>
+      </w:r>
+    </w:p>
+    <w:p>
+      <w:r>
+        <w:t>Weaknesses</w:t>
+      </w:r>
+      <w:r>
+        <w:t xml:space="preserve"> in total sales per region/stores (looking in detail to see where is the biggest impact)</w:t>
+      </w:r>
+    </w:p>
+    <w:p>
+      <w:r>
+        <w:t>Analysis 3 Opportunities 1</w:t>
+      </w:r>
+    </w:p>
+    <w:p>
+      <w:r>
+        <w:t>At what time of the year are the sales lowest, see the store with the lowest sales</w:t>
+      </w:r>
+      <w:r>
+        <w:t xml:space="preserve"> – Q13</w:t>
+      </w:r>
+      <w:r>
+        <w:t xml:space="preserve"> SALES BY COUNTY</w:t>
+      </w:r>
+    </w:p>
+    <w:p>
+      <w:r>
+        <w:t>Analysis 3 Opportunities 2</w:t>
+      </w:r>
+    </w:p>
+    <w:p>
+      <w:r>
+        <w:t xml:space="preserve"> Maybe new store in a different area </w:t>
+      </w:r>
+      <w:proofErr w:type="gramStart"/>
+      <w:r>
+        <w:t>in  a</w:t>
+      </w:r>
+      <w:proofErr w:type="gramEnd"/>
+      <w:r>
+        <w:t xml:space="preserve"> specific region that is suffering?</w:t>
       </w:r>
       <w:r>
         <w:t xml:space="preserve"> </w:t>
       </w:r>
       <w:r>
-        <w:t xml:space="preserve">(looking in detail to see where </w:t>
-      </w:r>
-      <w:r>
-        <w:t>the biggest impact is</w:t>
-      </w:r>
-      <w:r>
-        <w:t>)</w:t>
-      </w:r>
-    </w:p>
-    <w:p>
-      <w:pPr>
-        <w:numPr>
-          <w:ilvl w:val="0"/>
-          <w:numId w:val="1"/>
-        </w:numPr>
-      </w:pPr>
-      <w:r>
-        <w:t>Analysis 3 Opportunities</w:t>
-      </w:r>
-    </w:p>
-    <w:p>
-      <w:pPr>
-        <w:numPr>
-          <w:ilvl w:val="1"/>
-          <w:numId w:val="1"/>
-        </w:numPr>
-      </w:pPr>
-      <w:r>
-        <w:t xml:space="preserve">At what time of the year </w:t>
-      </w:r>
-      <w:r>
-        <w:t>are the sales</w:t>
-      </w:r>
-      <w:r>
-        <w:t xml:space="preserve"> lowest, see the store with the lowest sales, maybe new store in a different area </w:t>
+        <w:t>– Q12 SALES VS POPULATION</w:t>
+      </w:r>
+      <w:r>
+        <w:t xml:space="preserve"> scatter plot</w:t>
+      </w:r>
+      <w:r>
+        <w:t xml:space="preserve"> </w:t>
+      </w:r>
+    </w:p>
+    <w:p>
+      <w:r>
+        <w:t>Analysis 4 Threats 1</w:t>
+      </w:r>
+    </w:p>
+    <w:p>
+      <w:r>
+        <w:t xml:space="preserve">Inconsistent vendor names? Product description is </w:t>
       </w:r>
       <w:proofErr w:type="gramStart"/>
       <w:r>
-        <w:t>in  a</w:t>
+        <w:t>inconsistent</w:t>
       </w:r>
       <w:proofErr w:type="gramEnd"/>
       <w:r>
-        <w:t xml:space="preserve"> specific region that is suffering?</w:t>
-      </w:r>
-    </w:p>
-    <w:p>
-      <w:pPr>
-        <w:numPr>
-          <w:ilvl w:val="0"/>
-          <w:numId w:val="1"/>
-        </w:numPr>
-      </w:pPr>
-      <w:r>
-        <w:t>Analysis 4 Threats</w:t>
-      </w:r>
-    </w:p>
-    <w:p>
-      <w:pPr>
-        <w:numPr>
-          <w:ilvl w:val="1"/>
-          <w:numId w:val="1"/>
-        </w:numPr>
-      </w:pPr>
+        <w:t xml:space="preserve"> which results in inaccurate groupings and sales totals. Brand competitors selling more per quarter (analyze and see if a holiday impact sales) </w:t>
+      </w:r>
+      <w:r>
+        <w:br/>
+        <w:t xml:space="preserve">Q14 </w:t>
+      </w:r>
+      <w:r>
+        <w:t>REVENUE BY PROOF/PACK SIZE</w:t>
+      </w:r>
+      <w:r>
+        <w:t xml:space="preserve"> </w:t>
+      </w:r>
+      <w:r>
+        <w:t>bar (grouped)</w:t>
+      </w:r>
+    </w:p>
+    <w:p>
+      <w:r>
+        <w:t>Analysis 4 Threats 2</w:t>
+      </w:r>
+    </w:p>
+    <w:p>
       <w:r>
         <w:lastRenderedPageBreak/>
-        <w:t xml:space="preserve">Inconsistent vendor names? Product description is </w:t>
+        <w:t>Store competitors maybe having similar products for a lower price, region competitors (due to population</w:t>
       </w:r>
       <w:proofErr w:type="gramStart"/>
       <w:r>
-        <w:t>inconsistent</w:t>
+        <w:t>?)</w:t>
+      </w:r>
+      <w:r>
+        <w:t>Q</w:t>
       </w:r>
       <w:proofErr w:type="gramEnd"/>
       <w:r>
-        <w:t xml:space="preserve"> which results in inaccurate groupings and sales totals. Brand competitors selling more per quarter (analyze and see if a holiday impact sales), store competitors maybe g=having similar products for a lower price, region competitors (due to population?), </w:t>
-      </w:r>
-    </w:p>
-    <w:p>
-      <w:pPr>
-        <w:numPr>
-          <w:ilvl w:val="0"/>
-          <w:numId w:val="1"/>
-        </w:numPr>
-      </w:pPr>
+        <w:t xml:space="preserve">10 </w:t>
+      </w:r>
+      <w:r>
+        <w:t>bar</w:t>
+      </w:r>
+    </w:p>
+    <w:p>
       <w:r>
         <w:t>Summary / Recommendation</w:t>
       </w:r>
-    </w:p>
-    <w:p>
-      <w:pPr>
-        <w:numPr>
-          <w:ilvl w:val="1"/>
-          <w:numId w:val="1"/>
-        </w:numPr>
-      </w:pPr>
-      <w:r>
-        <w:t xml:space="preserve">Create a recommendation on how to create more sales to up the strengths </w:t>
-      </w:r>
-    </w:p>
-    <w:p>
-      <w:pPr>
-        <w:rPr>
-          <w:b/>
-          <w:bCs/>
-        </w:rPr>
-      </w:pPr>
-    </w:p>
-    <w:p>
-      <w:r>
-        <w:rPr>
-          <w:b/>
-          <w:bCs/>
-        </w:rPr>
-        <w:t>10 min Presentation </w:t>
-      </w:r>
-      <w:r>
-        <w:rPr>
-          <w:b/>
-          <w:bCs/>
-        </w:rPr>
-        <w:t>(1 min buffer)</w:t>
-      </w:r>
-    </w:p>
-    <w:p>
-      <w:pPr>
-        <w:numPr>
-          <w:ilvl w:val="0"/>
-          <w:numId w:val="2"/>
-        </w:numPr>
-      </w:pPr>
-      <w:r>
-        <w:t>Title Slide</w:t>
-      </w:r>
-    </w:p>
-    <w:p>
-      <w:pPr>
-        <w:numPr>
-          <w:ilvl w:val="1"/>
-          <w:numId w:val="2"/>
-        </w:numPr>
-      </w:pPr>
-      <w:r>
-        <w:t xml:space="preserve">Hi, my name is Maritza from SSG </w:t>
-      </w:r>
-      <w:r>
-        <w:t>consulting,</w:t>
-      </w:r>
-      <w:r>
-        <w:t xml:space="preserve"> and I was hired by BACARDI to create a </w:t>
-      </w:r>
-      <w:r>
-        <w:t xml:space="preserve">SWAT analysis </w:t>
-      </w:r>
-      <w:r>
-        <w:t xml:space="preserve">of </w:t>
-      </w:r>
-      <w:r>
-        <w:t>liquor</w:t>
-      </w:r>
-      <w:r>
-        <w:t xml:space="preserve"> sales within the state of Iowa</w:t>
-      </w:r>
-      <w:r>
-        <w:t xml:space="preserve">…. </w:t>
-      </w:r>
-    </w:p>
-    <w:p>
-      <w:pPr>
-        <w:numPr>
-          <w:ilvl w:val="0"/>
-          <w:numId w:val="2"/>
-        </w:numPr>
-      </w:pPr>
-      <w:r>
-        <w:t>Scenario</w:t>
-      </w:r>
-    </w:p>
-    <w:p>
-      <w:pPr>
-        <w:numPr>
-          <w:ilvl w:val="1"/>
-          <w:numId w:val="2"/>
-        </w:numPr>
-      </w:pPr>
-    </w:p>
-    <w:p>
-      <w:pPr>
-        <w:numPr>
-          <w:ilvl w:val="0"/>
-          <w:numId w:val="2"/>
-        </w:numPr>
-      </w:pPr>
-      <w:r>
-        <w:t>Summary Stats for DB</w:t>
-      </w:r>
-    </w:p>
-    <w:p>
-      <w:pPr>
-        <w:numPr>
-          <w:ilvl w:val="1"/>
-          <w:numId w:val="2"/>
-        </w:numPr>
-      </w:pPr>
-      <w:r>
-        <w:t>W</w:t>
-      </w:r>
-      <w:r>
-        <w:t>e</w:t>
-      </w:r>
-      <w:r>
-        <w:t xml:space="preserve"> researched 10 different brands, throughout x amount of time across 93849 stores and counties. Over 398 transactions. </w:t>
-      </w:r>
-    </w:p>
-    <w:p>
-      <w:pPr>
-        <w:numPr>
-          <w:ilvl w:val="0"/>
-          <w:numId w:val="2"/>
-        </w:numPr>
-      </w:pPr>
-      <w:r>
-        <w:t>Analysis 1 Strengths 1</w:t>
-      </w:r>
-    </w:p>
-    <w:p>
-      <w:pPr>
-        <w:numPr>
-          <w:ilvl w:val="1"/>
-          <w:numId w:val="2"/>
-        </w:numPr>
-      </w:pPr>
-      <w:r>
-        <w:t xml:space="preserve">Strength of overall brand: Store, region, category, </w:t>
-      </w:r>
-    </w:p>
-    <w:p>
-      <w:pPr>
-        <w:numPr>
-          <w:ilvl w:val="0"/>
-          <w:numId w:val="2"/>
-        </w:numPr>
-      </w:pPr>
-      <w:r>
-        <w:t>Analysis 1 Strengths 2</w:t>
-      </w:r>
-    </w:p>
-    <w:p>
-      <w:pPr>
-        <w:numPr>
-          <w:ilvl w:val="1"/>
-          <w:numId w:val="2"/>
-        </w:numPr>
-      </w:pPr>
-      <w:r>
-        <w:t>Strength</w:t>
-      </w:r>
-      <w:r>
-        <w:t xml:space="preserve"> in</w:t>
-      </w:r>
-      <w:r>
-        <w:t xml:space="preserve"> </w:t>
-      </w:r>
-      <w:r>
-        <w:t>description, Quarter of the year</w:t>
-      </w:r>
-    </w:p>
-    <w:p>
-      <w:pPr>
-        <w:numPr>
-          <w:ilvl w:val="0"/>
-          <w:numId w:val="2"/>
-        </w:numPr>
-      </w:pPr>
-      <w:r>
-        <w:t>Analysis 2 Weaknesses 1</w:t>
-      </w:r>
-    </w:p>
-    <w:p>
-      <w:pPr>
-        <w:numPr>
-          <w:ilvl w:val="1"/>
-          <w:numId w:val="2"/>
-        </w:numPr>
-      </w:pPr>
-      <w:r>
-        <w:t>Weakness in total sales and brands it’s in competition is</w:t>
-      </w:r>
-    </w:p>
-    <w:p>
-      <w:pPr>
-        <w:numPr>
-          <w:ilvl w:val="0"/>
-          <w:numId w:val="2"/>
-        </w:numPr>
-      </w:pPr>
-      <w:r>
-        <w:t>Analysis 2 Weaknesses 2</w:t>
-      </w:r>
-    </w:p>
-    <w:p>
-      <w:pPr>
-        <w:numPr>
-          <w:ilvl w:val="1"/>
-          <w:numId w:val="2"/>
-        </w:numPr>
-      </w:pPr>
-      <w:r>
-        <w:t>Weaknesses</w:t>
-      </w:r>
-      <w:r>
-        <w:t xml:space="preserve"> in total sales per region/stores (looking in detail to see where is the biggest impact)</w:t>
-      </w:r>
-    </w:p>
-    <w:p>
-      <w:pPr>
-        <w:numPr>
-          <w:ilvl w:val="0"/>
-          <w:numId w:val="2"/>
-        </w:numPr>
-      </w:pPr>
-      <w:r>
-        <w:t>Analysis 3 Opportunities 1</w:t>
-      </w:r>
-    </w:p>
-    <w:p>
-      <w:pPr>
-        <w:numPr>
-          <w:ilvl w:val="1"/>
-          <w:numId w:val="2"/>
-        </w:numPr>
-      </w:pPr>
-      <w:r>
-        <w:lastRenderedPageBreak/>
-        <w:t>At what time of the year are the sales lowest, see the store with the lowest sales</w:t>
-      </w:r>
-    </w:p>
-    <w:p>
-      <w:pPr>
-        <w:numPr>
-          <w:ilvl w:val="0"/>
-          <w:numId w:val="2"/>
-        </w:numPr>
-      </w:pPr>
-      <w:r>
-        <w:t>Analysis 3 Opportunities 2</w:t>
-      </w:r>
-    </w:p>
-    <w:p>
-      <w:pPr>
-        <w:numPr>
-          <w:ilvl w:val="1"/>
-          <w:numId w:val="2"/>
-        </w:numPr>
-      </w:pPr>
-      <w:r>
-        <w:t xml:space="preserve"> M</w:t>
-      </w:r>
-      <w:r>
-        <w:t xml:space="preserve">aybe new store in a different area </w:t>
-      </w:r>
-      <w:proofErr w:type="gramStart"/>
-      <w:r>
-        <w:t>in  a</w:t>
-      </w:r>
-      <w:proofErr w:type="gramEnd"/>
-      <w:r>
-        <w:t xml:space="preserve"> specific region that is suffering?</w:t>
-      </w:r>
-    </w:p>
-    <w:p>
-      <w:pPr>
-        <w:numPr>
-          <w:ilvl w:val="0"/>
-          <w:numId w:val="2"/>
-        </w:numPr>
-      </w:pPr>
-      <w:r>
-        <w:t>Analysis 4 Threats 1</w:t>
-      </w:r>
-    </w:p>
-    <w:p>
-      <w:pPr>
-        <w:numPr>
-          <w:ilvl w:val="1"/>
-          <w:numId w:val="2"/>
-        </w:numPr>
-      </w:pPr>
-      <w:r>
-        <w:t xml:space="preserve">Inconsistent vendor names? Product description is </w:t>
-      </w:r>
-      <w:proofErr w:type="gramStart"/>
-      <w:r>
-        <w:t>inconsistent</w:t>
-      </w:r>
-      <w:proofErr w:type="gramEnd"/>
-      <w:r>
-        <w:t xml:space="preserve"> which results in inaccurate groupings and sales totals. Brand competitors selling more per quarter (analyze and see if a holiday impact sales</w:t>
-      </w:r>
-      <w:r>
-        <w:t>)</w:t>
-      </w:r>
-      <w:r>
-        <w:t xml:space="preserve"> </w:t>
-      </w:r>
-    </w:p>
-    <w:p>
-      <w:pPr>
-        <w:numPr>
-          <w:ilvl w:val="0"/>
-          <w:numId w:val="2"/>
-        </w:numPr>
-      </w:pPr>
-      <w:r>
-        <w:t>Analysis 4 Threats 2</w:t>
-      </w:r>
-    </w:p>
-    <w:p>
-      <w:pPr>
-        <w:numPr>
-          <w:ilvl w:val="1"/>
-          <w:numId w:val="2"/>
-        </w:numPr>
-      </w:pPr>
-      <w:r>
-        <w:t>S</w:t>
-      </w:r>
-      <w:r>
-        <w:t>tore competitors maybe having similar products for a lower price, region competitors (due to population?)</w:t>
-      </w:r>
-    </w:p>
-    <w:p>
-      <w:pPr>
-        <w:numPr>
-          <w:ilvl w:val="0"/>
-          <w:numId w:val="2"/>
-        </w:numPr>
-      </w:pPr>
-      <w:r>
-        <w:t>Summary / Recommendation</w:t>
-      </w:r>
       <w:r>
         <w:tab/>
       </w:r>
     </w:p>
     <w:p>
-      <w:pPr>
-        <w:numPr>
-          <w:ilvl w:val="1"/>
-          <w:numId w:val="1"/>
-        </w:numPr>
-      </w:pPr>
-      <w:r>
-        <w:t> </w:t>
-      </w:r>
-      <w:r>
-        <w:t xml:space="preserve">Create a recommendation on how to create more sales to up the strengths </w:t>
+      <w:r>
+        <w:t xml:space="preserve"> Create a recommendation on how to create more sales to up the strengths </w:t>
       </w:r>
     </w:p>
     <w:sectPr>
@@ -807,7 +906,7 @@
         <w:ind w:left="1440" w:hanging="360"/>
       </w:pPr>
     </w:lvl>
-    <w:lvl w:ilvl="2" w:tentative="1">
+    <w:lvl w:ilvl="2">
       <w:start w:val="1"/>
       <w:numFmt w:val="decimal"/>
       <w:lvlText w:val="%3."/>
@@ -819,7 +918,7 @@
         <w:ind w:left="2160" w:hanging="360"/>
       </w:pPr>
     </w:lvl>
-    <w:lvl w:ilvl="3" w:tentative="1">
+    <w:lvl w:ilvl="3">
       <w:start w:val="1"/>
       <w:numFmt w:val="decimal"/>
       <w:lvlText w:val="%4."/>
@@ -831,7 +930,7 @@
         <w:ind w:left="2880" w:hanging="360"/>
       </w:pPr>
     </w:lvl>
-    <w:lvl w:ilvl="4" w:tentative="1">
+    <w:lvl w:ilvl="4">
       <w:start w:val="1"/>
       <w:numFmt w:val="decimal"/>
       <w:lvlText w:val="%5."/>
@@ -843,7 +942,7 @@
         <w:ind w:left="3600" w:hanging="360"/>
       </w:pPr>
     </w:lvl>
-    <w:lvl w:ilvl="5" w:tentative="1">
+    <w:lvl w:ilvl="5">
       <w:start w:val="1"/>
       <w:numFmt w:val="decimal"/>
       <w:lvlText w:val="%6."/>

--- a/week-04/IOWA_LIQUOR_SALES_DB_CAPSTONE .docx
+++ b/week-04/IOWA_LIQUOR_SALES_DB_CAPSTONE .docx
@@ -14,7 +14,10 @@
     </w:p>
     <w:p>
       <w:r>
-        <w:t> SWAT analysis definition</w:t>
+        <w:t> </w:t>
+      </w:r>
+      <w:r>
+        <w:t>SWAT analysis definition</w:t>
       </w:r>
       <w:r>
         <w:t xml:space="preserve"> - Could add more slides or ZAG if needed</w:t>
@@ -29,23 +32,54 @@
     </w:p>
     <w:p>
       <w:r>
+        <w:rPr>
+          <w:b/>
+          <w:bCs/>
+        </w:rPr>
         <w:t>This is a basic template for your slide presentation:</w:t>
       </w:r>
     </w:p>
     <w:p>
       <w:r>
+        <w:rPr>
+          <w:b/>
+          <w:bCs/>
+        </w:rPr>
         <w:t>5 min Presentation:</w:t>
       </w:r>
       <w:r>
+        <w:rPr>
+          <w:b/>
+          <w:bCs/>
+        </w:rPr>
         <w:t xml:space="preserve"> 4-7 graphs</w:t>
       </w:r>
-    </w:p>
-    <w:p>
+      <w:r>
+        <w:rPr>
+          <w:b/>
+          <w:bCs/>
+        </w:rPr>
+        <w:t xml:space="preserve"> (4 min)</w:t>
+      </w:r>
+    </w:p>
+    <w:p>
+      <w:pPr>
+        <w:numPr>
+          <w:ilvl w:val="0"/>
+          <w:numId w:val="1"/>
+        </w:numPr>
+      </w:pPr>
       <w:r>
         <w:t>Title Slide</w:t>
       </w:r>
     </w:p>
     <w:p>
+      <w:pPr>
+        <w:numPr>
+          <w:ilvl w:val="1"/>
+          <w:numId w:val="1"/>
+        </w:numPr>
+      </w:pPr>
       <w:r>
         <w:t xml:space="preserve">Hi, my name is Maritza from SSG </w:t>
       </w:r>
@@ -56,13 +90,19 @@
         <w:t xml:space="preserve"> and I </w:t>
       </w:r>
       <w:r>
-        <w:t>was hired by BACARDI to create a SW</w:t>
+        <w:t xml:space="preserve">was hired by BACARDI to create a </w:t>
+      </w:r>
+      <w:r>
+        <w:t>SW</w:t>
       </w:r>
       <w:r>
         <w:t>O</w:t>
       </w:r>
       <w:r>
-        <w:t xml:space="preserve">T analysis of </w:t>
+        <w:t xml:space="preserve">T analysis </w:t>
+      </w:r>
+      <w:r>
+        <w:t xml:space="preserve">of </w:t>
       </w:r>
       <w:r>
         <w:t>liquor</w:t>
@@ -72,26 +112,78 @@
       </w:r>
     </w:p>
     <w:p>
+      <w:pPr>
+        <w:numPr>
+          <w:ilvl w:val="0"/>
+          <w:numId w:val="1"/>
+        </w:numPr>
+      </w:pPr>
       <w:r>
         <w:t>Scenario</w:t>
       </w:r>
     </w:p>
     <w:p>
-      <w:r>
-        <w:t>----</w:t>
-      </w:r>
-    </w:p>
-    <w:p>
+      <w:pPr>
+        <w:numPr>
+          <w:ilvl w:val="1"/>
+          <w:numId w:val="1"/>
+        </w:numPr>
+      </w:pPr>
+      <w:r>
+        <w:t>Bacardi wants to understand its performance across Iowa using 2014 liquor sales data.</w:t>
+      </w:r>
+    </w:p>
+    <w:p>
+      <w:pPr>
+        <w:numPr>
+          <w:ilvl w:val="1"/>
+          <w:numId w:val="1"/>
+        </w:numPr>
+      </w:pPr>
+      <w:r>
+        <w:t>The goal is to identify strengths, weaknesses, opportunities, and threats to improve market share.</w:t>
+      </w:r>
+    </w:p>
+    <w:p>
+      <w:pPr>
+        <w:numPr>
+          <w:ilvl w:val="1"/>
+          <w:numId w:val="1"/>
+        </w:numPr>
+      </w:pPr>
+      <w:r>
+        <w:t>Analysis is based on the Iowa Liquor Sales dataset (2014), focusing on Bacardi as the vendor.</w:t>
+      </w:r>
+    </w:p>
+    <w:p>
+      <w:pPr>
+        <w:numPr>
+          <w:ilvl w:val="0"/>
+          <w:numId w:val="1"/>
+        </w:numPr>
+      </w:pPr>
       <w:r>
         <w:t>Summary Stats for DB</w:t>
       </w:r>
     </w:p>
     <w:p>
+      <w:pPr>
+        <w:numPr>
+          <w:ilvl w:val="1"/>
+          <w:numId w:val="1"/>
+        </w:numPr>
+      </w:pPr>
       <w:r>
         <w:t>We analyzed 10 major liquor brands across Iowa.</w:t>
       </w:r>
     </w:p>
     <w:p>
+      <w:pPr>
+        <w:numPr>
+          <w:ilvl w:val="1"/>
+          <w:numId w:val="1"/>
+        </w:numPr>
+      </w:pPr>
       <w:r>
         <w:t>The dataset includes 93,849 store</w:t>
       </w:r>
@@ -106,6 +198,12 @@
       </w:r>
     </w:p>
     <w:p>
+      <w:pPr>
+        <w:numPr>
+          <w:ilvl w:val="1"/>
+          <w:numId w:val="1"/>
+        </w:numPr>
+      </w:pPr>
       <w:r>
         <w:t>Bacardi</w:t>
       </w:r>
@@ -123,6 +221,9 @@
       </w:r>
     </w:p>
     <w:p>
+      <w:pPr>
+        <w:ind w:firstLine="360"/>
+      </w:pPr>
       <w:r>
         <w:t xml:space="preserve">4. </w:t>
       </w:r>
@@ -134,6 +235,9 @@
       </w:r>
     </w:p>
     <w:p>
+      <w:pPr>
+        <w:ind w:firstLine="720"/>
+      </w:pPr>
       <w:r>
         <w:t>1</w:t>
       </w:r>
@@ -159,6 +263,9 @@
       </w:r>
     </w:p>
     <w:p>
+      <w:pPr>
+        <w:ind w:firstLine="720"/>
+      </w:pPr>
       <w:r>
         <w:t>Q1</w:t>
       </w:r>
@@ -175,12 +282,19 @@
       </w:r>
     </w:p>
     <w:p>
+      <w:pPr>
+        <w:ind w:firstLine="720"/>
+      </w:pPr>
       <w:r>
         <w:t>Q5 HERP PRODUCTS // MOST FREQ PURCH</w:t>
       </w:r>
     </w:p>
     <w:p>
-      <w:r>
+      <w:pPr>
+        <w:ind w:left="360"/>
+      </w:pPr>
+      <w:r>
+        <w:lastRenderedPageBreak/>
         <w:t xml:space="preserve">5. </w:t>
       </w:r>
       <w:r>
@@ -222,6 +336,9 @@
       </w:r>
     </w:p>
     <w:p>
+      <w:pPr>
+        <w:ind w:left="360"/>
+      </w:pPr>
       <w:r>
         <w:t>Q5 LOWEST PERFORMING STORES</w:t>
       </w:r>
@@ -230,6 +347,9 @@
       </w:r>
     </w:p>
     <w:p>
+      <w:pPr>
+        <w:ind w:left="360"/>
+      </w:pPr>
       <w:r>
         <w:t>Q12</w:t>
       </w:r>
@@ -240,10 +360,16 @@
         <w:t>bar (high pop low sales)</w:t>
       </w:r>
     </w:p>
-    <w:p/>
-    <w:p>
-      <w:r>
-        <w:lastRenderedPageBreak/>
+    <w:p>
+      <w:pPr>
+        <w:ind w:left="1080"/>
+      </w:pPr>
+    </w:p>
+    <w:p>
+      <w:pPr>
+        <w:ind w:left="360"/>
+      </w:pPr>
+      <w:r>
         <w:t xml:space="preserve">6. </w:t>
       </w:r>
       <w:proofErr w:type="gramStart"/>
@@ -259,6 +385,12 @@
       </w:r>
     </w:p>
     <w:p>
+      <w:pPr>
+        <w:numPr>
+          <w:ilvl w:val="1"/>
+          <w:numId w:val="1"/>
+        </w:numPr>
+      </w:pPr>
       <w:r>
         <w:t xml:space="preserve">At what time of the year </w:t>
       </w:r>
@@ -276,8 +408,17 @@
       </w:r>
     </w:p>
     <w:p>
-      <w:r>
-        <w:t>Q15 COUNTRIED WITH</w:t>
+      <w:pPr>
+        <w:ind w:left="1440"/>
+      </w:pPr>
+      <w:r>
+        <w:t>Q15 COUNT</w:t>
+      </w:r>
+      <w:r>
+        <w:t xml:space="preserve">IES </w:t>
+      </w:r>
+      <w:r>
+        <w:t>WITH</w:t>
       </w:r>
       <w:r>
         <w:t xml:space="preserve"> POPULATION &gt; 10,000 but 0 sales</w:t>
@@ -314,6 +455,9 @@
       </w:r>
     </w:p>
     <w:p>
+      <w:pPr>
+        <w:ind w:left="360"/>
+      </w:pPr>
       <w:r>
         <w:t xml:space="preserve">7. </w:t>
       </w:r>
@@ -322,6 +466,12 @@
       </w:r>
     </w:p>
     <w:p>
+      <w:pPr>
+        <w:numPr>
+          <w:ilvl w:val="1"/>
+          <w:numId w:val="1"/>
+        </w:numPr>
+      </w:pPr>
       <w:r>
         <w:t xml:space="preserve">Inconsistent vendor names? Product description is </w:t>
       </w:r>
@@ -333,6 +483,9 @@
       </w:r>
     </w:p>
     <w:p>
+      <w:pPr>
+        <w:ind w:left="1440"/>
+      </w:pPr>
       <w:r>
         <w:t xml:space="preserve">Q7 COMPETITORS WITH HIGHER </w:t>
       </w:r>
@@ -438,6 +591,9 @@
       </w:r>
     </w:p>
     <w:p>
+      <w:pPr>
+        <w:ind w:left="360"/>
+      </w:pPr>
       <w:r>
         <w:t>8</w:t>
       </w:r>
@@ -457,27 +613,34 @@
       </w:r>
     </w:p>
     <w:p>
+      <w:pPr>
+        <w:numPr>
+          <w:ilvl w:val="1"/>
+          <w:numId w:val="1"/>
+        </w:numPr>
+      </w:pPr>
       <w:r>
         <w:t xml:space="preserve">Create a recommendation on how to create more sales to up the strengths </w:t>
       </w:r>
       <w:r>
         <w:br/>
       </w:r>
-      <w:proofErr w:type="spellStart"/>
-      <w:r>
-        <w:t>Strengths</w:t>
-      </w:r>
-      <w:proofErr w:type="spellEnd"/>
-      <w:r>
-        <w:t xml:space="preserve"> show Bacardi performs well in Q4, hero products, and top stores.</w:t>
-      </w:r>
-    </w:p>
-    <w:p>
+      <w:r>
+        <w:t>Strengths show Bacardi performs well in Q4, hero products, and top stores.</w:t>
+      </w:r>
+    </w:p>
+    <w:p>
+      <w:pPr>
+        <w:ind w:left="1440"/>
+      </w:pPr>
       <w:r>
         <w:t>Weaknesses highlight low performing stores and underpenetrated counties.</w:t>
       </w:r>
     </w:p>
     <w:p>
+      <w:pPr>
+        <w:ind w:left="1440"/>
+      </w:pPr>
       <w:r>
         <w:t xml:space="preserve">Opportunities exist in zero sales counties and </w:t>
       </w:r>
@@ -493,203 +656,377 @@
       </w:r>
     </w:p>
     <w:p>
+      <w:pPr>
+        <w:ind w:left="1440"/>
+      </w:pPr>
       <w:r>
         <w:t>Threats include strong competitors and data inconsistencies.</w:t>
       </w:r>
     </w:p>
     <w:p>
+      <w:pPr>
+        <w:ind w:left="1440"/>
+      </w:pPr>
       <w:r>
         <w:t>Final Recommendation:</w:t>
       </w:r>
     </w:p>
     <w:p>
-      <w:r>
+      <w:pPr>
+        <w:ind w:left="1440"/>
+      </w:pPr>
+      <w:r>
+        <w:lastRenderedPageBreak/>
         <w:t>Expand into high population counties with zero sales.</w:t>
       </w:r>
     </w:p>
     <w:p>
+      <w:pPr>
+        <w:ind w:left="1440"/>
+      </w:pPr>
       <w:r>
         <w:t>Strengthen partnerships with low performing stores.</w:t>
       </w:r>
     </w:p>
     <w:p>
+      <w:pPr>
+        <w:ind w:left="1440"/>
+      </w:pPr>
       <w:r>
         <w:t>Launch targeted promotions in low season quarters.</w:t>
       </w:r>
     </w:p>
     <w:p>
+      <w:pPr>
+        <w:ind w:left="1440"/>
+      </w:pPr>
       <w:r>
         <w:t>Standardize vendor naming and product descriptions for accurate reporting.</w:t>
       </w:r>
     </w:p>
-    <w:p/>
-    <w:p>
-      <w:r>
+    <w:p>
+      <w:pPr>
+        <w:rPr>
+          <w:b/>
+          <w:bCs/>
+        </w:rPr>
+      </w:pPr>
+    </w:p>
+    <w:p>
+      <w:pPr>
+        <w:rPr>
+          <w:b/>
+          <w:bCs/>
+        </w:rPr>
+      </w:pPr>
+      <w:r>
+        <w:rPr>
+          <w:b/>
+          <w:bCs/>
+        </w:rPr>
         <w:t>10 min Presentation </w:t>
       </w:r>
       <w:r>
+        <w:rPr>
+          <w:b/>
+          <w:bCs/>
+        </w:rPr>
         <w:t>(1 min buffer)</w:t>
       </w:r>
       <w:r>
+        <w:rPr>
+          <w:b/>
+          <w:bCs/>
+        </w:rPr>
         <w:t xml:space="preserve"> 4-11 graphs</w:t>
       </w:r>
-    </w:p>
-    <w:p>
+      <w:r>
+        <w:rPr>
+          <w:b/>
+          <w:bCs/>
+        </w:rPr>
+        <w:t xml:space="preserve"> (8 min)</w:t>
+      </w:r>
+    </w:p>
+    <w:p>
+      <w:pPr>
+        <w:numPr>
+          <w:ilvl w:val="0"/>
+          <w:numId w:val="2"/>
+        </w:numPr>
+      </w:pPr>
       <w:r>
         <w:t>Title Slide</w:t>
       </w:r>
     </w:p>
     <w:p>
+      <w:pPr>
+        <w:numPr>
+          <w:ilvl w:val="1"/>
+          <w:numId w:val="2"/>
+        </w:numPr>
+      </w:pPr>
+      <w:r>
+        <w:t xml:space="preserve">Hi, my name is Maritza from SSG </w:t>
+      </w:r>
+      <w:r>
+        <w:t>consulting,</w:t>
+      </w:r>
+      <w:r>
+        <w:t xml:space="preserve"> and I was hired by BACARDI to create a </w:t>
+      </w:r>
+      <w:r>
+        <w:t xml:space="preserve">SWAT analysis </w:t>
+      </w:r>
+      <w:r>
+        <w:t xml:space="preserve">of </w:t>
+      </w:r>
+      <w:r>
+        <w:t>liquor</w:t>
+      </w:r>
+      <w:r>
+        <w:t xml:space="preserve"> sales within the state of Iowa</w:t>
+      </w:r>
+      <w:r>
+        <w:t xml:space="preserve">…. </w:t>
+      </w:r>
+    </w:p>
+    <w:p>
+      <w:pPr>
+        <w:numPr>
+          <w:ilvl w:val="0"/>
+          <w:numId w:val="2"/>
+        </w:numPr>
+      </w:pPr>
+      <w:r>
+        <w:t>Scenario</w:t>
+      </w:r>
+    </w:p>
+    <w:p>
+      <w:pPr>
+        <w:numPr>
+          <w:ilvl w:val="1"/>
+          <w:numId w:val="2"/>
+        </w:numPr>
+      </w:pPr>
+    </w:p>
+    <w:p>
+      <w:pPr>
+        <w:numPr>
+          <w:ilvl w:val="0"/>
+          <w:numId w:val="2"/>
+        </w:numPr>
+      </w:pPr>
+      <w:r>
+        <w:t>Summary Stats for DB</w:t>
+      </w:r>
+    </w:p>
+    <w:p>
+      <w:pPr>
+        <w:numPr>
+          <w:ilvl w:val="1"/>
+          <w:numId w:val="2"/>
+        </w:numPr>
+      </w:pPr>
+      <w:r>
+        <w:t>W</w:t>
+      </w:r>
+      <w:r>
+        <w:t>e</w:t>
+      </w:r>
+      <w:r>
+        <w:t xml:space="preserve"> researched 10 different brands, throughout x amount of time across 93849 stores and counties. Over 398 transactions. </w:t>
+      </w:r>
+    </w:p>
+    <w:p>
+      <w:pPr>
+        <w:numPr>
+          <w:ilvl w:val="0"/>
+          <w:numId w:val="2"/>
+        </w:numPr>
+      </w:pPr>
+      <w:r>
+        <w:t>Analysis 1 Strengths 1</w:t>
+      </w:r>
+    </w:p>
+    <w:p>
+      <w:pPr>
+        <w:numPr>
+          <w:ilvl w:val="1"/>
+          <w:numId w:val="2"/>
+        </w:numPr>
+      </w:pPr>
+      <w:r>
+        <w:t xml:space="preserve">Strength of overall brand: Store, region, category, </w:t>
+      </w:r>
+    </w:p>
+    <w:p>
+      <w:pPr>
+        <w:numPr>
+          <w:ilvl w:val="0"/>
+          <w:numId w:val="2"/>
+        </w:numPr>
+      </w:pPr>
+      <w:r>
+        <w:t>Analysis 1 Strengths 2</w:t>
+      </w:r>
+    </w:p>
+    <w:p>
+      <w:pPr>
+        <w:numPr>
+          <w:ilvl w:val="1"/>
+          <w:numId w:val="2"/>
+        </w:numPr>
+      </w:pPr>
+      <w:r>
+        <w:t>Strength</w:t>
+      </w:r>
+      <w:r>
+        <w:t xml:space="preserve"> in</w:t>
+      </w:r>
+      <w:r>
+        <w:t xml:space="preserve"> </w:t>
+      </w:r>
+      <w:r>
+        <w:t>description, Quarter of the year</w:t>
+      </w:r>
+    </w:p>
+    <w:p>
+      <w:pPr>
+        <w:numPr>
+          <w:ilvl w:val="0"/>
+          <w:numId w:val="2"/>
+        </w:numPr>
+      </w:pPr>
+      <w:r>
+        <w:t>Analysis 2 Weaknesses 1</w:t>
+      </w:r>
+    </w:p>
+    <w:p>
+      <w:pPr>
+        <w:numPr>
+          <w:ilvl w:val="1"/>
+          <w:numId w:val="2"/>
+        </w:numPr>
+      </w:pPr>
+      <w:r>
+        <w:t>Weakness in total sales and brands it’s in competition is</w:t>
+      </w:r>
+    </w:p>
+    <w:p>
+      <w:pPr>
+        <w:numPr>
+          <w:ilvl w:val="0"/>
+          <w:numId w:val="2"/>
+        </w:numPr>
+      </w:pPr>
+      <w:r>
+        <w:t>Analysis 2 Weaknesses 2</w:t>
+      </w:r>
+    </w:p>
+    <w:p>
+      <w:pPr>
+        <w:numPr>
+          <w:ilvl w:val="1"/>
+          <w:numId w:val="2"/>
+        </w:numPr>
+      </w:pPr>
+      <w:r>
+        <w:t>Weaknesses</w:t>
+      </w:r>
+      <w:r>
+        <w:t xml:space="preserve"> in total sales per region/stores (looking in detail to see where is the biggest impact)</w:t>
+      </w:r>
+    </w:p>
+    <w:p>
+      <w:pPr>
+        <w:numPr>
+          <w:ilvl w:val="0"/>
+          <w:numId w:val="2"/>
+        </w:numPr>
+      </w:pPr>
+      <w:r>
+        <w:t>Analysis 3 Opportunities 1</w:t>
+      </w:r>
+    </w:p>
+    <w:p>
+      <w:pPr>
+        <w:numPr>
+          <w:ilvl w:val="1"/>
+          <w:numId w:val="2"/>
+        </w:numPr>
+      </w:pPr>
+      <w:r>
+        <w:t>At what time of the year are the sales lowest, see the store with the lowest sales</w:t>
+      </w:r>
+      <w:r>
+        <w:t xml:space="preserve"> – Q13</w:t>
+      </w:r>
+      <w:r>
+        <w:t xml:space="preserve"> SALES BY COUNTY</w:t>
+      </w:r>
+    </w:p>
+    <w:p>
+      <w:pPr>
+        <w:numPr>
+          <w:ilvl w:val="0"/>
+          <w:numId w:val="2"/>
+        </w:numPr>
+      </w:pPr>
+      <w:r>
+        <w:t>Analysis 3 Opportunities 2</w:t>
+      </w:r>
+    </w:p>
+    <w:p>
+      <w:pPr>
+        <w:numPr>
+          <w:ilvl w:val="1"/>
+          <w:numId w:val="2"/>
+        </w:numPr>
+      </w:pPr>
       <w:r>
         <w:lastRenderedPageBreak/>
-        <w:t xml:space="preserve">Hi, my name is Maritza from SSG </w:t>
-      </w:r>
-      <w:r>
-        <w:t>consulting,</w:t>
-      </w:r>
-      <w:r>
-        <w:t xml:space="preserve"> and I was hired by BACARDI to create a SWAT analysis of </w:t>
-      </w:r>
-      <w:r>
-        <w:t>liquor</w:t>
-      </w:r>
-      <w:r>
-        <w:t xml:space="preserve"> sales within the state of Iowa</w:t>
-      </w:r>
-      <w:r>
-        <w:t xml:space="preserve">…. </w:t>
-      </w:r>
-    </w:p>
-    <w:p>
-      <w:r>
-        <w:t>Scenario</w:t>
-      </w:r>
-    </w:p>
-    <w:p>
-      <w:r>
-        <w:t>---</w:t>
-      </w:r>
-    </w:p>
-    <w:p>
-      <w:r>
-        <w:t>Summary Stats for DB</w:t>
-      </w:r>
-    </w:p>
-    <w:p>
-      <w:r>
-        <w:t>W</w:t>
-      </w:r>
-      <w:r>
-        <w:t>e</w:t>
-      </w:r>
-      <w:r>
-        <w:t xml:space="preserve"> researched 10 different brands, throughout x amount of time across 93849 stores and counties. Over 398 transactions. </w:t>
-      </w:r>
-    </w:p>
-    <w:p>
-      <w:r>
-        <w:t>Analysis 1 Strengths 1</w:t>
-      </w:r>
-    </w:p>
-    <w:p>
-      <w:r>
-        <w:t xml:space="preserve">Strength of overall brand: Store, region, category, </w:t>
-      </w:r>
-    </w:p>
-    <w:p>
-      <w:r>
-        <w:t>Analysis 1 Strengths 2</w:t>
-      </w:r>
-    </w:p>
-    <w:p>
-      <w:r>
-        <w:t>Strength</w:t>
-      </w:r>
-      <w:r>
-        <w:t xml:space="preserve"> in</w:t>
+        <w:t xml:space="preserve"> Maybe new store in a different area </w:t>
+      </w:r>
+      <w:proofErr w:type="gramStart"/>
+      <w:r>
+        <w:t>in  a</w:t>
+      </w:r>
+      <w:proofErr w:type="gramEnd"/>
+      <w:r>
+        <w:t xml:space="preserve"> specific region that is suffering?</w:t>
       </w:r>
       <w:r>
         <w:t xml:space="preserve"> </w:t>
       </w:r>
       <w:r>
-        <w:t>description, Quarter of the year</w:t>
-      </w:r>
-    </w:p>
-    <w:p>
-      <w:r>
-        <w:t>Analysis 2 Weaknesses 1</w:t>
-      </w:r>
-    </w:p>
-    <w:p>
-      <w:r>
-        <w:t>Weakness in total sales and brands it’s in competition is</w:t>
-      </w:r>
-    </w:p>
-    <w:p>
-      <w:r>
-        <w:t>Analysis 2 Weaknesses 2</w:t>
-      </w:r>
-    </w:p>
-    <w:p>
-      <w:r>
-        <w:t>Weaknesses</w:t>
-      </w:r>
-      <w:r>
-        <w:t xml:space="preserve"> in total sales per region/stores (looking in detail to see where is the biggest impact)</w:t>
-      </w:r>
-    </w:p>
-    <w:p>
-      <w:r>
-        <w:t>Analysis 3 Opportunities 1</w:t>
-      </w:r>
-    </w:p>
-    <w:p>
-      <w:r>
-        <w:t>At what time of the year are the sales lowest, see the store with the lowest sales</w:t>
-      </w:r>
-      <w:r>
-        <w:t xml:space="preserve"> – Q13</w:t>
-      </w:r>
-      <w:r>
-        <w:t xml:space="preserve"> SALES BY COUNTY</w:t>
-      </w:r>
-    </w:p>
-    <w:p>
-      <w:r>
-        <w:t>Analysis 3 Opportunities 2</w:t>
-      </w:r>
-    </w:p>
-    <w:p>
-      <w:r>
-        <w:t xml:space="preserve"> Maybe new store in a different area </w:t>
-      </w:r>
-      <w:proofErr w:type="gramStart"/>
-      <w:r>
-        <w:t>in  a</w:t>
-      </w:r>
-      <w:proofErr w:type="gramEnd"/>
-      <w:r>
-        <w:t xml:space="preserve"> specific region that is suffering?</w:t>
+        <w:t>– Q12 SALES VS POPULATION</w:t>
+      </w:r>
+      <w:r>
+        <w:t xml:space="preserve"> scatter plot</w:t>
       </w:r>
       <w:r>
         <w:t xml:space="preserve"> </w:t>
       </w:r>
-      <w:r>
-        <w:t>– Q12 SALES VS POPULATION</w:t>
-      </w:r>
-      <w:r>
-        <w:t xml:space="preserve"> scatter plot</w:t>
-      </w:r>
-      <w:r>
-        <w:t xml:space="preserve"> </w:t>
-      </w:r>
-    </w:p>
-    <w:p>
+    </w:p>
+    <w:p>
+      <w:pPr>
+        <w:numPr>
+          <w:ilvl w:val="0"/>
+          <w:numId w:val="2"/>
+        </w:numPr>
+      </w:pPr>
       <w:r>
         <w:t>Analysis 4 Threats 1</w:t>
       </w:r>
     </w:p>
     <w:p>
+      <w:pPr>
+        <w:numPr>
+          <w:ilvl w:val="1"/>
+          <w:numId w:val="2"/>
+        </w:numPr>
+      </w:pPr>
       <w:r>
         <w:t xml:space="preserve">Inconsistent vendor names? Product description is </w:t>
       </w:r>
@@ -714,15 +1051,29 @@
       <w:r>
         <w:t>bar (grouped)</w:t>
       </w:r>
-    </w:p>
-    <w:p>
+      <w:r>
+        <w:t>???</w:t>
+      </w:r>
+    </w:p>
+    <w:p>
+      <w:pPr>
+        <w:numPr>
+          <w:ilvl w:val="0"/>
+          <w:numId w:val="2"/>
+        </w:numPr>
+      </w:pPr>
       <w:r>
         <w:t>Analysis 4 Threats 2</w:t>
       </w:r>
     </w:p>
     <w:p>
-      <w:r>
-        <w:lastRenderedPageBreak/>
+      <w:pPr>
+        <w:numPr>
+          <w:ilvl w:val="1"/>
+          <w:numId w:val="2"/>
+        </w:numPr>
+      </w:pPr>
+      <w:r>
         <w:t>Store competitors maybe having similar products for a lower price, region competitors (due to population</w:t>
       </w:r>
       <w:proofErr w:type="gramStart"/>
@@ -741,6 +1092,12 @@
       </w:r>
     </w:p>
     <w:p>
+      <w:pPr>
+        <w:numPr>
+          <w:ilvl w:val="0"/>
+          <w:numId w:val="2"/>
+        </w:numPr>
+      </w:pPr>
       <w:r>
         <w:t>Summary / Recommendation</w:t>
       </w:r>
@@ -749,8 +1106,17 @@
       </w:r>
     </w:p>
     <w:p>
-      <w:r>
-        <w:t xml:space="preserve"> Create a recommendation on how to create more sales to up the strengths </w:t>
+      <w:pPr>
+        <w:numPr>
+          <w:ilvl w:val="1"/>
+          <w:numId w:val="1"/>
+        </w:numPr>
+      </w:pPr>
+      <w:r>
+        <w:t> </w:t>
+      </w:r>
+      <w:r>
+        <w:t xml:space="preserve">Create a recommendation on how to create more sales to up the strengths </w:t>
       </w:r>
     </w:p>
     <w:sectPr>
